--- a/1_speaking_29_sep_2026/1_speaking.docx
+++ b/1_speaking_29_sep_2026/1_speaking.docx
@@ -28,12 +28,53 @@
           <w:bCs/>
         </w:rPr>
       </w:pPr>
-      <w:r>
-        <w:rPr>
-          <w:b/>
-          <w:bCs/>
-        </w:rPr>
-        <w:t>Aptis Advanced Speaking test</w:t>
+      <w:proofErr w:type="spellStart"/>
+      <w:r>
+        <w:rPr>
+          <w:b/>
+          <w:bCs/>
+        </w:rPr>
+        <w:t>Aptis</w:t>
+      </w:r>
+      <w:proofErr w:type="spellEnd"/>
+      <w:r>
+        <w:rPr>
+          <w:b/>
+          <w:bCs/>
+        </w:rPr>
+        <w:t xml:space="preserve"> </w:t>
+      </w:r>
+      <w:proofErr w:type="spellStart"/>
+      <w:r>
+        <w:rPr>
+          <w:b/>
+          <w:bCs/>
+        </w:rPr>
+        <w:t>Advanced</w:t>
+      </w:r>
+      <w:proofErr w:type="spellEnd"/>
+      <w:r>
+        <w:rPr>
+          <w:b/>
+          <w:bCs/>
+        </w:rPr>
+        <w:t xml:space="preserve"> </w:t>
+      </w:r>
+      <w:proofErr w:type="spellStart"/>
+      <w:r>
+        <w:rPr>
+          <w:b/>
+          <w:bCs/>
+        </w:rPr>
+        <w:t>Speaking</w:t>
+      </w:r>
+      <w:proofErr w:type="spellEnd"/>
+      <w:r>
+        <w:rPr>
+          <w:b/>
+          <w:bCs/>
+        </w:rPr>
+        <w:t xml:space="preserve"> test</w:t>
       </w:r>
       <w:r>
         <w:rPr>
@@ -192,7 +233,25 @@
           <w:bCs/>
           <w:lang w:val="en-US"/>
         </w:rPr>
-        <w:t>Listen to the instructions and speak clearly into your microphone when you hear the signal.</w:t>
+        <w:t xml:space="preserve">Listen to the instructions and speak clearly </w:t>
+      </w:r>
+      <w:proofErr w:type="gramStart"/>
+      <w:r>
+        <w:rPr>
+          <w:b/>
+          <w:bCs/>
+          <w:lang w:val="en-US"/>
+        </w:rPr>
+        <w:t>into</w:t>
+      </w:r>
+      <w:proofErr w:type="gramEnd"/>
+      <w:r>
+        <w:rPr>
+          <w:b/>
+          <w:bCs/>
+          <w:lang w:val="en-US"/>
+        </w:rPr>
+        <w:t xml:space="preserve"> your microphone when you hear the signal.</w:t>
       </w:r>
     </w:p>
     <w:p>
@@ -252,17 +311,838 @@
           <w:bCs/>
           <w:lang w:val="en-US"/>
         </w:rPr>
-        <w:t>Click on ‘Next’ to continue.</w:t>
-      </w:r>
-    </w:p>
-    <w:p>
-      <w:pPr>
-        <w:rPr>
-          <w:b/>
-          <w:bCs/>
-          <w:lang w:val="en-US"/>
-        </w:rPr>
-      </w:pPr>
+        <w:t>Part 1 of 3</w:t>
+      </w:r>
+    </w:p>
+    <w:p>
+      <w:pPr>
+        <w:rPr>
+          <w:b/>
+          <w:bCs/>
+          <w:lang w:val="en-US"/>
+        </w:rPr>
+      </w:pPr>
+      <w:r>
+        <w:rPr>
+          <w:b/>
+          <w:bCs/>
+          <w:lang w:val="en-US"/>
+        </w:rPr>
+        <w:t>Please tell me about your first day as a teacher.</w:t>
+      </w:r>
+    </w:p>
+    <w:p>
+      <w:pPr>
+        <w:rPr>
+          <w:b/>
+          <w:bCs/>
+        </w:rPr>
+      </w:pPr>
+      <w:r>
+        <w:rPr>
+          <w:b/>
+          <w:bCs/>
+        </w:rPr>
+        <w:t xml:space="preserve">Estas son </w:t>
+      </w:r>
+      <w:r>
+        <w:rPr>
+          <w:b/>
+          <w:bCs/>
+        </w:rPr>
+        <w:t>varias opciones de respuesta para la pregunta **"</w:t>
+      </w:r>
+      <w:proofErr w:type="spellStart"/>
+      <w:r>
+        <w:rPr>
+          <w:b/>
+          <w:bCs/>
+        </w:rPr>
+        <w:t>Please</w:t>
+      </w:r>
+      <w:proofErr w:type="spellEnd"/>
+      <w:r>
+        <w:rPr>
+          <w:b/>
+          <w:bCs/>
+        </w:rPr>
+        <w:t xml:space="preserve"> </w:t>
+      </w:r>
+      <w:proofErr w:type="spellStart"/>
+      <w:r>
+        <w:rPr>
+          <w:b/>
+          <w:bCs/>
+        </w:rPr>
+        <w:t>tell</w:t>
+      </w:r>
+      <w:proofErr w:type="spellEnd"/>
+      <w:r>
+        <w:rPr>
+          <w:b/>
+          <w:bCs/>
+        </w:rPr>
+        <w:t xml:space="preserve"> me </w:t>
+      </w:r>
+      <w:proofErr w:type="spellStart"/>
+      <w:r>
+        <w:rPr>
+          <w:b/>
+          <w:bCs/>
+        </w:rPr>
+        <w:t>about</w:t>
+      </w:r>
+      <w:proofErr w:type="spellEnd"/>
+      <w:r>
+        <w:rPr>
+          <w:b/>
+          <w:bCs/>
+        </w:rPr>
+        <w:t xml:space="preserve"> </w:t>
+      </w:r>
+      <w:proofErr w:type="spellStart"/>
+      <w:r>
+        <w:rPr>
+          <w:b/>
+          <w:bCs/>
+        </w:rPr>
+        <w:t>your</w:t>
+      </w:r>
+      <w:proofErr w:type="spellEnd"/>
+      <w:r>
+        <w:rPr>
+          <w:b/>
+          <w:bCs/>
+        </w:rPr>
+        <w:t xml:space="preserve"> </w:t>
+      </w:r>
+      <w:proofErr w:type="spellStart"/>
+      <w:r>
+        <w:rPr>
+          <w:b/>
+          <w:bCs/>
+        </w:rPr>
+        <w:t>first</w:t>
+      </w:r>
+      <w:proofErr w:type="spellEnd"/>
+      <w:r>
+        <w:rPr>
+          <w:b/>
+          <w:bCs/>
+        </w:rPr>
+        <w:t xml:space="preserve"> </w:t>
+      </w:r>
+      <w:proofErr w:type="spellStart"/>
+      <w:r>
+        <w:rPr>
+          <w:b/>
+          <w:bCs/>
+        </w:rPr>
+        <w:t>day</w:t>
+      </w:r>
+      <w:proofErr w:type="spellEnd"/>
+      <w:r>
+        <w:rPr>
+          <w:b/>
+          <w:bCs/>
+        </w:rPr>
+        <w:t xml:space="preserve"> as a </w:t>
+      </w:r>
+      <w:proofErr w:type="spellStart"/>
+      <w:r>
+        <w:rPr>
+          <w:b/>
+          <w:bCs/>
+        </w:rPr>
+        <w:t>teacher</w:t>
+      </w:r>
+      <w:proofErr w:type="spellEnd"/>
+      <w:r>
+        <w:rPr>
+          <w:b/>
+          <w:bCs/>
+        </w:rPr>
+        <w:t>"**, diseñadas para durar aproximadamente **30 segundos** al hablarlas en voz alta (unas 75-85 palabras en inglés, o 70-80 en español si lo haces en tu idioma).</w:t>
+      </w:r>
+    </w:p>
+    <w:p>
+      <w:pPr>
+        <w:rPr>
+          <w:b/>
+          <w:bCs/>
+        </w:rPr>
+      </w:pPr>
+    </w:p>
+    <w:p>
+      <w:pPr>
+        <w:rPr>
+          <w:b/>
+          <w:bCs/>
+        </w:rPr>
+      </w:pPr>
+      <w:r>
+        <w:rPr>
+          <w:b/>
+          <w:bCs/>
+        </w:rPr>
+        <w:t>He incluido versiones en inglés y español, con diferentes tonos.</w:t>
+      </w:r>
+    </w:p>
+    <w:p>
+      <w:pPr>
+        <w:rPr>
+          <w:b/>
+          <w:bCs/>
+        </w:rPr>
+      </w:pPr>
+    </w:p>
+    <w:p>
+      <w:pPr>
+        <w:rPr>
+          <w:b/>
+          <w:bCs/>
+        </w:rPr>
+      </w:pPr>
+      <w:r>
+        <w:rPr>
+          <w:b/>
+          <w:bCs/>
+        </w:rPr>
+        <w:t>---</w:t>
+      </w:r>
+    </w:p>
+    <w:p>
+      <w:pPr>
+        <w:rPr>
+          <w:b/>
+          <w:bCs/>
+        </w:rPr>
+      </w:pPr>
+    </w:p>
+    <w:p>
+      <w:pPr>
+        <w:rPr>
+          <w:b/>
+          <w:bCs/>
+        </w:rPr>
+      </w:pPr>
+      <w:r>
+        <w:rPr>
+          <w:b/>
+          <w:bCs/>
+        </w:rPr>
+        <w:lastRenderedPageBreak/>
+        <w:t>### Opción 1: Entusiasta y positiva (</w:t>
+      </w:r>
+      <w:proofErr w:type="gramStart"/>
+      <w:r>
+        <w:rPr>
+          <w:b/>
+          <w:bCs/>
+        </w:rPr>
+        <w:t>Inglés</w:t>
+      </w:r>
+      <w:proofErr w:type="gramEnd"/>
+      <w:r>
+        <w:rPr>
+          <w:b/>
+          <w:bCs/>
+        </w:rPr>
+        <w:t>)</w:t>
+      </w:r>
+    </w:p>
+    <w:p>
+      <w:pPr>
+        <w:rPr>
+          <w:b/>
+          <w:bCs/>
+        </w:rPr>
+      </w:pPr>
+      <w:r>
+        <w:rPr>
+          <w:b/>
+          <w:bCs/>
+          <w:lang w:val="en-US"/>
+        </w:rPr>
+        <w:t xml:space="preserve">Oh, my first day was a mix of nerves and excitement. I remember walking into the classroom, seeing all those curious faces, and thinking, 'This is it.' I introduced myself, we did a fun icebreaker, and by the end of the hour, I was hooked. I went home exhausted but smiling, knowing I'd chosen the right path. </w:t>
+      </w:r>
+      <w:proofErr w:type="spellStart"/>
+      <w:r>
+        <w:rPr>
+          <w:b/>
+          <w:bCs/>
+        </w:rPr>
+        <w:t>It</w:t>
+      </w:r>
+      <w:proofErr w:type="spellEnd"/>
+      <w:r>
+        <w:rPr>
+          <w:b/>
+          <w:bCs/>
+        </w:rPr>
+        <w:t xml:space="preserve"> </w:t>
+      </w:r>
+      <w:proofErr w:type="spellStart"/>
+      <w:r>
+        <w:rPr>
+          <w:b/>
+          <w:bCs/>
+        </w:rPr>
+        <w:t>was</w:t>
+      </w:r>
+      <w:proofErr w:type="spellEnd"/>
+      <w:r>
+        <w:rPr>
+          <w:b/>
+          <w:bCs/>
+        </w:rPr>
+        <w:t xml:space="preserve"> </w:t>
+      </w:r>
+      <w:proofErr w:type="spellStart"/>
+      <w:r>
+        <w:rPr>
+          <w:b/>
+          <w:bCs/>
+        </w:rPr>
+        <w:t>unforgettable</w:t>
+      </w:r>
+      <w:proofErr w:type="spellEnd"/>
+      <w:r>
+        <w:rPr>
+          <w:b/>
+          <w:bCs/>
+        </w:rPr>
+        <w:t>.</w:t>
+      </w:r>
+    </w:p>
+    <w:p>
+      <w:pPr>
+        <w:rPr>
+          <w:b/>
+          <w:bCs/>
+        </w:rPr>
+      </w:pPr>
+    </w:p>
+    <w:p>
+      <w:pPr>
+        <w:rPr>
+          <w:b/>
+          <w:bCs/>
+        </w:rPr>
+      </w:pPr>
+      <w:r>
+        <w:rPr>
+          <w:b/>
+          <w:bCs/>
+        </w:rPr>
+        <w:t>&gt; "Mi primer día fue una mezcla de nervios y emoción. Entré al aula, vi todas esas caras curiosas y pensé: 'Esto es.' Me presenté, hicimos una dinámica rompehielos y, al final de la hora, ya estaba enganchad</w:t>
+      </w:r>
+      <w:r>
+        <w:rPr>
+          <w:b/>
+          <w:bCs/>
+        </w:rPr>
+        <w:t>o</w:t>
+      </w:r>
+      <w:r>
+        <w:rPr>
+          <w:b/>
+          <w:bCs/>
+        </w:rPr>
+        <w:t xml:space="preserve">. Llegué a casa </w:t>
+      </w:r>
+      <w:proofErr w:type="gramStart"/>
+      <w:r>
+        <w:rPr>
+          <w:b/>
+          <w:bCs/>
+        </w:rPr>
+        <w:t>agotad</w:t>
+      </w:r>
+      <w:r>
+        <w:rPr>
+          <w:b/>
+          <w:bCs/>
+        </w:rPr>
+        <w:t>o</w:t>
+      </w:r>
+      <w:proofErr w:type="gramEnd"/>
+      <w:r>
+        <w:rPr>
+          <w:b/>
+          <w:bCs/>
+        </w:rPr>
+        <w:t xml:space="preserve"> pero sonriendo, sabiendo que había elegido el camino correcto. Fue inolvidable."</w:t>
+      </w:r>
+    </w:p>
+    <w:p>
+      <w:pPr>
+        <w:rPr>
+          <w:b/>
+          <w:bCs/>
+        </w:rPr>
+      </w:pPr>
+    </w:p>
+    <w:p>
+      <w:pPr>
+        <w:rPr>
+          <w:b/>
+          <w:bCs/>
+        </w:rPr>
+      </w:pPr>
+    </w:p>
+    <w:p>
+      <w:pPr>
+        <w:rPr>
+          <w:b/>
+          <w:bCs/>
+        </w:rPr>
+      </w:pPr>
+      <w:r>
+        <w:rPr>
+          <w:b/>
+          <w:bCs/>
+        </w:rPr>
+        <w:t>Opción 2: Sincera y realista (</w:t>
+      </w:r>
+      <w:proofErr w:type="gramStart"/>
+      <w:r>
+        <w:rPr>
+          <w:b/>
+          <w:bCs/>
+        </w:rPr>
+        <w:t>Inglés</w:t>
+      </w:r>
+      <w:proofErr w:type="gramEnd"/>
+      <w:r>
+        <w:rPr>
+          <w:b/>
+          <w:bCs/>
+        </w:rPr>
+        <w:t>)</w:t>
+      </w:r>
+    </w:p>
+    <w:p>
+      <w:pPr>
+        <w:rPr>
+          <w:b/>
+          <w:bCs/>
+        </w:rPr>
+      </w:pPr>
+      <w:r>
+        <w:rPr>
+          <w:b/>
+          <w:bCs/>
+          <w:lang w:val="en-US"/>
+        </w:rPr>
+        <w:t xml:space="preserve">&gt; "Honestly, it was overwhelming. I had planned everything perfectly, but the kids had other ideas. I forgot </w:t>
+      </w:r>
+      <w:proofErr w:type="gramStart"/>
+      <w:r>
+        <w:rPr>
+          <w:b/>
+          <w:bCs/>
+          <w:lang w:val="en-US"/>
+        </w:rPr>
+        <w:t>half</w:t>
+      </w:r>
+      <w:proofErr w:type="gramEnd"/>
+      <w:r>
+        <w:rPr>
+          <w:b/>
+          <w:bCs/>
+          <w:lang w:val="en-US"/>
+        </w:rPr>
+        <w:t xml:space="preserve"> my materials, mixed up names, and the bell rang way too soon. But a veteran teacher pulled me aside and said, 'You survived. That's a win.' By the last period, I was </w:t>
+      </w:r>
+      <w:proofErr w:type="gramStart"/>
+      <w:r>
+        <w:rPr>
+          <w:b/>
+          <w:bCs/>
+          <w:lang w:val="en-US"/>
+        </w:rPr>
+        <w:t>actually laughing</w:t>
+      </w:r>
+      <w:proofErr w:type="gramEnd"/>
+      <w:r>
+        <w:rPr>
+          <w:b/>
+          <w:bCs/>
+          <w:lang w:val="en-US"/>
+        </w:rPr>
+        <w:t xml:space="preserve">. </w:t>
+      </w:r>
+      <w:proofErr w:type="spellStart"/>
+      <w:r>
+        <w:rPr>
+          <w:b/>
+          <w:bCs/>
+        </w:rPr>
+        <w:t>It</w:t>
+      </w:r>
+      <w:proofErr w:type="spellEnd"/>
+      <w:r>
+        <w:rPr>
+          <w:b/>
+          <w:bCs/>
+        </w:rPr>
+        <w:t xml:space="preserve"> </w:t>
+      </w:r>
+      <w:proofErr w:type="spellStart"/>
+      <w:r>
+        <w:rPr>
+          <w:b/>
+          <w:bCs/>
+        </w:rPr>
+        <w:t>taught</w:t>
+      </w:r>
+      <w:proofErr w:type="spellEnd"/>
+      <w:r>
+        <w:rPr>
+          <w:b/>
+          <w:bCs/>
+        </w:rPr>
+        <w:t xml:space="preserve"> me </w:t>
+      </w:r>
+      <w:proofErr w:type="spellStart"/>
+      <w:r>
+        <w:rPr>
+          <w:b/>
+          <w:bCs/>
+        </w:rPr>
+        <w:t>to</w:t>
+      </w:r>
+      <w:proofErr w:type="spellEnd"/>
+      <w:r>
+        <w:rPr>
+          <w:b/>
+          <w:bCs/>
+        </w:rPr>
+        <w:t xml:space="preserve"> be flexible."</w:t>
+      </w:r>
+    </w:p>
+    <w:p>
+      <w:pPr>
+        <w:rPr>
+          <w:b/>
+          <w:bCs/>
+        </w:rPr>
+      </w:pPr>
+    </w:p>
+    <w:p>
+      <w:pPr>
+        <w:rPr>
+          <w:b/>
+          <w:bCs/>
+        </w:rPr>
+      </w:pPr>
+      <w:r>
+        <w:rPr>
+          <w:b/>
+          <w:bCs/>
+        </w:rPr>
+        <w:t>"Sinceramente, fue abrumador. Lo había planeado todo a la perfección, pero los alumnos tenían otros planes. Olvidé la mitad del material, confundí los nombres y el timbre sonó demasiado pronto. Sin embargo, un profesor veterano me llevó a un lado y me dijo: 'Has sobrevivido. Eso ya es una victoria'. Para la última clase, ya me estaba riendo. Aquello me enseñó a ser flexible".</w:t>
+      </w:r>
+    </w:p>
+    <w:p>
+      <w:pPr>
+        <w:rPr>
+          <w:b/>
+          <w:bCs/>
+        </w:rPr>
+      </w:pPr>
+    </w:p>
+    <w:p>
+      <w:pPr>
+        <w:rPr>
+          <w:b/>
+          <w:bCs/>
+        </w:rPr>
+      </w:pPr>
+      <w:r>
+        <w:rPr>
+          <w:b/>
+          <w:bCs/>
+        </w:rPr>
+        <w:t>Opción 3: Reflexiva y emotiva (</w:t>
+      </w:r>
+      <w:proofErr w:type="gramStart"/>
+      <w:r>
+        <w:rPr>
+          <w:b/>
+          <w:bCs/>
+        </w:rPr>
+        <w:t>Inglés</w:t>
+      </w:r>
+      <w:proofErr w:type="gramEnd"/>
+      <w:r>
+        <w:rPr>
+          <w:b/>
+          <w:bCs/>
+        </w:rPr>
+        <w:t>)</w:t>
+      </w:r>
+    </w:p>
+    <w:p>
+      <w:pPr>
+        <w:rPr>
+          <w:b/>
+          <w:bCs/>
+          <w:lang w:val="en-US"/>
+        </w:rPr>
+      </w:pPr>
+      <w:r>
+        <w:rPr>
+          <w:b/>
+          <w:bCs/>
+          <w:lang w:val="en-US"/>
+        </w:rPr>
+        <w:t>&gt; "I'll never forget it. I was twenty-two, terrified, and standing in front of thirty teenagers. My voice shook. But then a quiet student raised her hand and asked a thoughtful question. Suddenly, we were just talking about ideas. That moment of connection—that's why I stayed. I drove home replaying it, feeling like I'd finally found my purpose."</w:t>
+      </w:r>
+    </w:p>
+    <w:p>
+      <w:pPr>
+        <w:rPr>
+          <w:b/>
+          <w:bCs/>
+          <w:lang w:val="en-US"/>
+        </w:rPr>
+      </w:pPr>
+    </w:p>
+    <w:p>
+      <w:pPr>
+        <w:rPr>
+          <w:b/>
+          <w:bCs/>
+        </w:rPr>
+      </w:pPr>
+      <w:r>
+        <w:rPr>
+          <w:b/>
+          <w:bCs/>
+        </w:rPr>
+        <w:lastRenderedPageBreak/>
+        <w:t xml:space="preserve">**(Duración: 30 </w:t>
+      </w:r>
+      <w:proofErr w:type="gramStart"/>
+      <w:r>
+        <w:rPr>
+          <w:b/>
+          <w:bCs/>
+        </w:rPr>
+        <w:t>segundos)*</w:t>
+      </w:r>
+      <w:proofErr w:type="gramEnd"/>
+      <w:r>
+        <w:rPr>
+          <w:b/>
+          <w:bCs/>
+        </w:rPr>
+        <w:t>*</w:t>
+      </w:r>
+    </w:p>
+    <w:p>
+      <w:pPr>
+        <w:rPr>
+          <w:b/>
+          <w:bCs/>
+        </w:rPr>
+      </w:pPr>
+    </w:p>
+    <w:p>
+      <w:pPr>
+        <w:rPr>
+          <w:b/>
+          <w:bCs/>
+        </w:rPr>
+      </w:pPr>
+      <w:r>
+        <w:rPr>
+          <w:b/>
+          <w:bCs/>
+        </w:rPr>
+        <w:t>### Opción 4: Versión en español (Entusiasta)</w:t>
+      </w:r>
+    </w:p>
+    <w:p>
+      <w:pPr>
+        <w:rPr>
+          <w:b/>
+          <w:bCs/>
+        </w:rPr>
+      </w:pPr>
+    </w:p>
+    <w:p>
+      <w:pPr>
+        <w:rPr>
+          <w:b/>
+          <w:bCs/>
+        </w:rPr>
+      </w:pPr>
+      <w:r>
+        <w:rPr>
+          <w:b/>
+          <w:bCs/>
+        </w:rPr>
+        <w:t xml:space="preserve"> Opción 5: Versión en español (Sincera)</w:t>
+      </w:r>
+    </w:p>
+    <w:p>
+      <w:pPr>
+        <w:rPr>
+          <w:b/>
+          <w:bCs/>
+        </w:rPr>
+      </w:pPr>
+      <w:r>
+        <w:rPr>
+          <w:b/>
+          <w:bCs/>
+        </w:rPr>
+        <w:t>&gt; "Sinceramente, fue abrumador. Lo había planeado todo perfecto, pero los chicos tenían otros planes. Olvidé la mitad de los materiales, confundí nombres y el timbre sonó demasiado pronto. Pero una maestra veterana me dijo: 'Sobreviviste. Eso es ganar.' Para la última clase, ya me estaba riendo. Aprendí a ser flexible."</w:t>
+      </w:r>
+    </w:p>
+    <w:p>
+      <w:pPr>
+        <w:rPr>
+          <w:b/>
+          <w:bCs/>
+        </w:rPr>
+      </w:pPr>
+    </w:p>
+    <w:p>
+      <w:pPr>
+        <w:rPr>
+          <w:b/>
+          <w:bCs/>
+        </w:rPr>
+      </w:pPr>
+      <w:r>
+        <w:rPr>
+          <w:b/>
+          <w:bCs/>
+        </w:rPr>
+        <w:t>- Habla a un ritmo pausado (no rápido).</w:t>
+      </w:r>
+    </w:p>
+    <w:p>
+      <w:pPr>
+        <w:rPr>
+          <w:b/>
+          <w:bCs/>
+        </w:rPr>
+      </w:pPr>
+      <w:r>
+        <w:rPr>
+          <w:b/>
+          <w:bCs/>
+        </w:rPr>
+        <w:t>- Haz una pausa breve después de la primera frase.</w:t>
+      </w:r>
+    </w:p>
+    <w:p>
+      <w:pPr>
+        <w:rPr>
+          <w:b/>
+          <w:bCs/>
+        </w:rPr>
+      </w:pPr>
+      <w:r>
+        <w:rPr>
+          <w:b/>
+          <w:bCs/>
+        </w:rPr>
+        <w:t>- No agregues más detalles; si te sobra tiempo, respira y sonríe.</w:t>
+      </w:r>
+    </w:p>
+    <w:p>
+      <w:pPr>
+        <w:rPr>
+          <w:b/>
+          <w:bCs/>
+        </w:rPr>
+      </w:pPr>
+    </w:p>
+    <w:p>
+      <w:pPr>
+        <w:rPr>
+          <w:b/>
+          <w:bCs/>
+        </w:rPr>
+      </w:pPr>
+      <w:r>
+        <w:rPr>
+          <w:b/>
+          <w:bCs/>
+        </w:rPr>
+        <w:drawing>
+          <wp:inline distT="0" distB="0" distL="0" distR="0" wp14:anchorId="322B493F" wp14:editId="022C01C9">
+            <wp:extent cx="5612130" cy="3741420"/>
+            <wp:effectExtent l="0" t="0" r="7620" b="0"/>
+            <wp:docPr id="1921243175" name="Imagen 2"/>
+            <wp:cNvGraphicFramePr>
+              <a:graphicFrameLocks xmlns:a="http://schemas.openxmlformats.org/drawingml/2006/main" noChangeAspect="1"/>
+            </wp:cNvGraphicFramePr>
+            <a:graphic xmlns:a="http://schemas.openxmlformats.org/drawingml/2006/main">
+              <a:graphicData uri="http://schemas.openxmlformats.org/drawingml/2006/picture">
+                <pic:pic xmlns:pic="http://schemas.openxmlformats.org/drawingml/2006/picture">
+                  <pic:nvPicPr>
+                    <pic:cNvPr id="0" name="Picture 6"/>
+                    <pic:cNvPicPr>
+                      <a:picLocks noChangeAspect="1" noChangeArrowheads="1"/>
+                    </pic:cNvPicPr>
+                  </pic:nvPicPr>
+                  <pic:blipFill>
+                    <a:blip r:embed="rId6" cstate="print">
+                      <a:extLst>
+                        <a:ext uri="{28A0092B-C50C-407E-A947-70E740481C1C}">
+                          <a14:useLocalDpi xmlns:a14="http://schemas.microsoft.com/office/drawing/2010/main" val="0"/>
+                        </a:ext>
+                      </a:extLst>
+                    </a:blip>
+                    <a:srcRect/>
+                    <a:stretch>
+                      <a:fillRect/>
+                    </a:stretch>
+                  </pic:blipFill>
+                  <pic:spPr bwMode="auto">
+                    <a:xfrm>
+                      <a:off x="0" y="0"/>
+                      <a:ext cx="5612130" cy="3741420"/>
+                    </a:xfrm>
+                    <a:prstGeom prst="rect">
+                      <a:avLst/>
+                    </a:prstGeom>
+                    <a:noFill/>
+                    <a:ln>
+                      <a:noFill/>
+                    </a:ln>
+                  </pic:spPr>
+                </pic:pic>
+              </a:graphicData>
+            </a:graphic>
+          </wp:inline>
+        </w:drawing>
+      </w:r>
+    </w:p>
+    <w:p>
+      <w:pPr>
+        <w:rPr>
+          <w:b/>
+          <w:bCs/>
+          <w:lang w:val="en-US"/>
+        </w:rPr>
+      </w:pPr>
+      <w:r>
+        <w:rPr>
+          <w:b/>
+          <w:bCs/>
+          <w:lang w:val="en-US"/>
+        </w:rPr>
+        <w:lastRenderedPageBreak/>
+        <w:t>The first one looks like a modern apartment, whereas the second one strikes me as a more traditional family house. I'd speculate that the first option is more suitable for young professionals..."</w:t>
+      </w:r>
     </w:p>
     <w:p>
       <w:pPr>
@@ -295,78 +1175,393 @@
           <w:bCs/>
           <w:lang w:val="en-US"/>
         </w:rPr>
-        <w:t>Part 1 of 3</w:t>
-      </w:r>
-    </w:p>
-    <w:p>
-      <w:pPr>
-        <w:rPr>
-          <w:b/>
-          <w:bCs/>
-          <w:lang w:val="en-US"/>
-        </w:rPr>
-      </w:pPr>
-      <w:r>
-        <w:rPr>
-          <w:b/>
-          <w:bCs/>
-          <w:lang w:val="en-US"/>
-        </w:rPr>
-        <w:t>Please tell me about your first day as a teacher.</w:t>
-      </w:r>
-    </w:p>
-    <w:p>
-      <w:pPr>
-        <w:rPr>
-          <w:b/>
-          <w:bCs/>
-          <w:lang w:val="en-US"/>
-        </w:rPr>
-      </w:pPr>
-      <w:r>
-        <w:rPr>
-          <w:b/>
-          <w:bCs/>
-          <w:lang w:val="en-US"/>
-        </w:rPr>
-        <w:t>Speaking instructions</w:t>
-      </w:r>
-    </w:p>
-    <w:p>
-      <w:pPr>
-        <w:rPr>
-          <w:b/>
-          <w:bCs/>
-          <w:lang w:val="en-US"/>
-        </w:rPr>
-      </w:pPr>
-    </w:p>
-    <w:p>
-      <w:pPr>
-        <w:rPr>
-          <w:b/>
-          <w:bCs/>
-          <w:lang w:val="en-US"/>
-        </w:rPr>
-      </w:pPr>
-    </w:p>
-    <w:p>
-      <w:pPr>
-        <w:rPr>
-          <w:b/>
-          <w:bCs/>
-          <w:lang w:val="en-US"/>
-        </w:rPr>
-      </w:pPr>
-    </w:p>
-    <w:p>
-      <w:pPr>
-        <w:rPr>
-          <w:b/>
-          <w:bCs/>
-          <w:lang w:val="en-US"/>
-        </w:rPr>
-      </w:pPr>
+        <w:t>Part 2 of 3</w:t>
+      </w:r>
+    </w:p>
+    <w:p>
+      <w:pPr>
+        <w:rPr>
+          <w:b/>
+          <w:bCs/>
+          <w:lang w:val="en-US"/>
+        </w:rPr>
+      </w:pPr>
+      <w:r>
+        <w:rPr>
+          <w:b/>
+          <w:bCs/>
+          <w:lang w:val="en-US"/>
+        </w:rPr>
+        <w:t xml:space="preserve">Tell me about your </w:t>
+      </w:r>
+      <w:proofErr w:type="spellStart"/>
+      <w:r>
+        <w:rPr>
+          <w:b/>
+          <w:bCs/>
+          <w:lang w:val="en-US"/>
+        </w:rPr>
+        <w:t>favourite</w:t>
+      </w:r>
+      <w:proofErr w:type="spellEnd"/>
+      <w:r>
+        <w:rPr>
+          <w:b/>
+          <w:bCs/>
+          <w:lang w:val="en-US"/>
+        </w:rPr>
+        <w:t xml:space="preserve"> course book.</w:t>
+      </w:r>
+    </w:p>
+    <w:p>
+      <w:pPr>
+        <w:rPr>
+          <w:b/>
+          <w:bCs/>
+          <w:lang w:val="en-US"/>
+        </w:rPr>
+      </w:pPr>
+    </w:p>
+    <w:p>
+      <w:pPr>
+        <w:rPr>
+          <w:b/>
+          <w:bCs/>
+          <w:lang w:val="en-US"/>
+        </w:rPr>
+      </w:pPr>
+      <w:r>
+        <w:rPr>
+          <w:b/>
+          <w:bCs/>
+          <w:lang w:val="en-US"/>
+        </w:rPr>
+        <w:t xml:space="preserve">Short and simple Answers </w:t>
+      </w:r>
+    </w:p>
+    <w:p>
+      <w:pPr>
+        <w:rPr>
+          <w:b/>
+          <w:bCs/>
+          <w:lang w:val="en-US"/>
+        </w:rPr>
+      </w:pPr>
+      <w:r>
+        <w:rPr>
+          <w:b/>
+          <w:bCs/>
+          <w:lang w:val="en-US"/>
+        </w:rPr>
+        <w:t xml:space="preserve">Here are several possible answers for **"Tell me about your </w:t>
+      </w:r>
+      <w:proofErr w:type="spellStart"/>
+      <w:r>
+        <w:rPr>
+          <w:b/>
+          <w:bCs/>
+          <w:lang w:val="en-US"/>
+        </w:rPr>
+        <w:t>favourite</w:t>
+      </w:r>
+      <w:proofErr w:type="spellEnd"/>
+      <w:r>
+        <w:rPr>
+          <w:b/>
+          <w:bCs/>
+          <w:lang w:val="en-US"/>
+        </w:rPr>
+        <w:t xml:space="preserve"> course book,"** ranging from simple to detailed. You can adapt these depending on your level and the course book you </w:t>
+      </w:r>
+      <w:proofErr w:type="gramStart"/>
+      <w:r>
+        <w:rPr>
+          <w:b/>
+          <w:bCs/>
+          <w:lang w:val="en-US"/>
+        </w:rPr>
+        <w:t>actually used</w:t>
+      </w:r>
+      <w:proofErr w:type="gramEnd"/>
+      <w:r>
+        <w:rPr>
+          <w:b/>
+          <w:bCs/>
+          <w:lang w:val="en-US"/>
+        </w:rPr>
+        <w:t>.</w:t>
+      </w:r>
+    </w:p>
+    <w:p>
+      <w:pPr>
+        <w:rPr>
+          <w:b/>
+          <w:bCs/>
+          <w:lang w:val="en-US"/>
+        </w:rPr>
+      </w:pPr>
+    </w:p>
+    <w:p>
+      <w:pPr>
+        <w:rPr>
+          <w:b/>
+          <w:bCs/>
+          <w:lang w:val="en-US"/>
+        </w:rPr>
+      </w:pPr>
+      <w:r>
+        <w:rPr>
+          <w:b/>
+          <w:bCs/>
+          <w:lang w:val="en-US"/>
+        </w:rPr>
+        <w:t>---</w:t>
+      </w:r>
+    </w:p>
+    <w:p>
+      <w:pPr>
+        <w:rPr>
+          <w:b/>
+          <w:bCs/>
+          <w:lang w:val="en-US"/>
+        </w:rPr>
+      </w:pPr>
+    </w:p>
+    <w:p>
+      <w:pPr>
+        <w:rPr>
+          <w:b/>
+          <w:bCs/>
+          <w:lang w:val="en-US"/>
+        </w:rPr>
+      </w:pPr>
+      <w:r>
+        <w:rPr>
+          <w:b/>
+          <w:bCs/>
+          <w:lang w:val="en-US"/>
+        </w:rPr>
+        <w:t>## Short &amp; Simple Answers</w:t>
+      </w:r>
+    </w:p>
+    <w:p>
+      <w:pPr>
+        <w:rPr>
+          <w:b/>
+          <w:bCs/>
+          <w:lang w:val="en-US"/>
+        </w:rPr>
+      </w:pPr>
+    </w:p>
+    <w:p>
+      <w:pPr>
+        <w:rPr>
+          <w:b/>
+          <w:bCs/>
+          <w:lang w:val="en-US"/>
+        </w:rPr>
+      </w:pPr>
+      <w:r>
+        <w:rPr>
+          <w:b/>
+          <w:bCs/>
+          <w:lang w:val="en-US"/>
+        </w:rPr>
+        <w:t>**</w:t>
+      </w:r>
+      <w:proofErr w:type="gramStart"/>
+      <w:r>
+        <w:rPr>
+          <w:b/>
+          <w:bCs/>
+          <w:lang w:val="en-US"/>
+        </w:rPr>
+        <w:t>1.*</w:t>
+      </w:r>
+      <w:proofErr w:type="gramEnd"/>
+      <w:r>
+        <w:rPr>
+          <w:b/>
+          <w:bCs/>
+          <w:lang w:val="en-US"/>
+        </w:rPr>
+        <w:t>*</w:t>
+      </w:r>
+    </w:p>
+    <w:p>
+      <w:pPr>
+        <w:rPr>
+          <w:b/>
+          <w:bCs/>
+          <w:lang w:val="en-US"/>
+        </w:rPr>
+      </w:pPr>
+      <w:r>
+        <w:rPr>
+          <w:b/>
+          <w:bCs/>
+          <w:lang w:val="en-US"/>
+        </w:rPr>
+        <w:t xml:space="preserve">"My </w:t>
+      </w:r>
+      <w:proofErr w:type="spellStart"/>
+      <w:r>
+        <w:rPr>
+          <w:b/>
+          <w:bCs/>
+          <w:lang w:val="en-US"/>
+        </w:rPr>
+        <w:t>favourite</w:t>
+      </w:r>
+      <w:proofErr w:type="spellEnd"/>
+      <w:r>
+        <w:rPr>
+          <w:b/>
+          <w:bCs/>
+          <w:lang w:val="en-US"/>
+        </w:rPr>
+        <w:t xml:space="preserve"> course book is *English File*. I like it because it has interesting topics, clear grammar explanations, and lots of speaking activities. The exercises are easy to follow, and the audio and video materials make the lessons more fun."</w:t>
+      </w:r>
+    </w:p>
+    <w:p>
+      <w:pPr>
+        <w:rPr>
+          <w:b/>
+          <w:bCs/>
+        </w:rPr>
+      </w:pPr>
+    </w:p>
+    <w:p>
+      <w:pPr>
+        <w:rPr>
+          <w:b/>
+          <w:bCs/>
+          <w:lang w:val="en-US"/>
+        </w:rPr>
+      </w:pPr>
+      <w:r>
+        <w:rPr>
+          <w:b/>
+          <w:bCs/>
+          <w:lang w:val="en-US"/>
+        </w:rPr>
+        <w:t>*</w:t>
+      </w:r>
+      <w:proofErr w:type="gramStart"/>
+      <w:r>
+        <w:rPr>
+          <w:b/>
+          <w:bCs/>
+          <w:lang w:val="en-US"/>
+        </w:rPr>
+        <w:t>2.*</w:t>
+      </w:r>
+      <w:proofErr w:type="gramEnd"/>
+      <w:r>
+        <w:rPr>
+          <w:b/>
+          <w:bCs/>
+          <w:lang w:val="en-US"/>
+        </w:rPr>
+        <w:t>*</w:t>
+      </w:r>
+    </w:p>
+    <w:p>
+      <w:pPr>
+        <w:rPr>
+          <w:b/>
+          <w:bCs/>
+          <w:lang w:val="en-US"/>
+        </w:rPr>
+      </w:pPr>
+      <w:r>
+        <w:rPr>
+          <w:b/>
+          <w:bCs/>
+          <w:lang w:val="en-US"/>
+        </w:rPr>
+        <w:t xml:space="preserve">"I really like *Headway*. It covers all four skills—reading, writing, listening, and </w:t>
+      </w:r>
+      <w:proofErr w:type="gramStart"/>
+      <w:r>
+        <w:rPr>
+          <w:b/>
+          <w:bCs/>
+          <w:lang w:val="en-US"/>
+        </w:rPr>
+        <w:t>speaking—</w:t>
+      </w:r>
+      <w:proofErr w:type="gramEnd"/>
+      <w:r>
+        <w:rPr>
+          <w:b/>
+          <w:bCs/>
+          <w:lang w:val="en-US"/>
+        </w:rPr>
+        <w:t>and the units are well-</w:t>
+      </w:r>
+      <w:proofErr w:type="spellStart"/>
+      <w:r>
+        <w:rPr>
+          <w:b/>
+          <w:bCs/>
+          <w:lang w:val="en-US"/>
+        </w:rPr>
+        <w:t>organised</w:t>
+      </w:r>
+      <w:proofErr w:type="spellEnd"/>
+      <w:r>
+        <w:rPr>
+          <w:b/>
+          <w:bCs/>
+          <w:lang w:val="en-US"/>
+        </w:rPr>
+        <w:t>. The topics are practical, so I can use the language in real-life situations."</w:t>
+      </w:r>
+    </w:p>
+    <w:p>
+      <w:pPr>
+        <w:rPr>
+          <w:b/>
+          <w:bCs/>
+          <w:lang w:val="en-US"/>
+        </w:rPr>
+      </w:pPr>
+    </w:p>
+    <w:p>
+      <w:pPr>
+        <w:rPr>
+          <w:b/>
+          <w:bCs/>
+          <w:lang w:val="en-US"/>
+        </w:rPr>
+      </w:pPr>
+      <w:r>
+        <w:rPr>
+          <w:b/>
+          <w:bCs/>
+          <w:lang w:val="en-US"/>
+        </w:rPr>
+        <w:t>**</w:t>
+      </w:r>
+      <w:proofErr w:type="gramStart"/>
+      <w:r>
+        <w:rPr>
+          <w:b/>
+          <w:bCs/>
+          <w:lang w:val="en-US"/>
+        </w:rPr>
+        <w:t>3.*</w:t>
+      </w:r>
+      <w:proofErr w:type="gramEnd"/>
+      <w:r>
+        <w:rPr>
+          <w:b/>
+          <w:bCs/>
+          <w:lang w:val="en-US"/>
+        </w:rPr>
+        <w:t>*</w:t>
+      </w:r>
     </w:p>
     <w:p>
       <w:pPr>
@@ -383,59 +1578,1047 @@
           <w:lang w:val="en-US"/>
         </w:rPr>
         <w:lastRenderedPageBreak/>
-        <w:t>Speaking</w:t>
-      </w:r>
-    </w:p>
-    <w:p>
-      <w:pPr>
-        <w:rPr>
-          <w:b/>
-          <w:bCs/>
-          <w:lang w:val="en-US"/>
-        </w:rPr>
-      </w:pPr>
-      <w:r>
-        <w:rPr>
-          <w:b/>
-          <w:bCs/>
-          <w:lang w:val="en-US"/>
-        </w:rPr>
-        <w:t>Part 2 of 3</w:t>
-      </w:r>
-    </w:p>
-    <w:p>
-      <w:pPr>
-        <w:rPr>
-          <w:b/>
-          <w:bCs/>
-          <w:lang w:val="en-US"/>
-        </w:rPr>
-      </w:pPr>
-      <w:r>
-        <w:rPr>
-          <w:b/>
-          <w:bCs/>
-          <w:lang w:val="en-US"/>
-        </w:rPr>
-        <w:t>Tell me about your favourite course book.</w:t>
-      </w:r>
-    </w:p>
-    <w:p>
-      <w:pPr>
-        <w:rPr>
-          <w:b/>
-          <w:bCs/>
-          <w:lang w:val="en-US"/>
-        </w:rPr>
-      </w:pPr>
-      <w:r>
-        <w:rPr>
-          <w:b/>
-          <w:bCs/>
-          <w:lang w:val="en-US"/>
-        </w:rPr>
-        <w:t>Recording...</w:t>
-      </w:r>
+        <w:t xml:space="preserve">"My </w:t>
+      </w:r>
+      <w:proofErr w:type="spellStart"/>
+      <w:r>
+        <w:rPr>
+          <w:b/>
+          <w:bCs/>
+          <w:lang w:val="en-US"/>
+        </w:rPr>
+        <w:t>favourite</w:t>
+      </w:r>
+      <w:proofErr w:type="spellEnd"/>
+      <w:r>
+        <w:rPr>
+          <w:b/>
+          <w:bCs/>
+          <w:lang w:val="en-US"/>
+        </w:rPr>
+        <w:t xml:space="preserve"> course book is *</w:t>
+      </w:r>
+      <w:proofErr w:type="spellStart"/>
+      <w:r>
+        <w:rPr>
+          <w:b/>
+          <w:bCs/>
+          <w:lang w:val="en-US"/>
+        </w:rPr>
+        <w:t>Speakout</w:t>
+      </w:r>
+      <w:proofErr w:type="spellEnd"/>
+      <w:r>
+        <w:rPr>
+          <w:b/>
+          <w:bCs/>
+          <w:lang w:val="en-US"/>
+        </w:rPr>
+        <w:t>*. What I like most is that it uses real interviews with people from different countries, which helps me hear natural English. It also has useful vocabulary and pronunciation sections."</w:t>
+      </w:r>
+    </w:p>
+    <w:p>
+      <w:pPr>
+        <w:rPr>
+          <w:b/>
+          <w:bCs/>
+          <w:lang w:val="en-US"/>
+        </w:rPr>
+      </w:pPr>
+    </w:p>
+    <w:p>
+      <w:pPr>
+        <w:rPr>
+          <w:b/>
+          <w:bCs/>
+          <w:lang w:val="en-US"/>
+        </w:rPr>
+      </w:pPr>
+      <w:r>
+        <w:rPr>
+          <w:b/>
+          <w:bCs/>
+          <w:lang w:val="en-US"/>
+        </w:rPr>
+        <w:t>More Detailed Answers</w:t>
+      </w:r>
+    </w:p>
+    <w:p>
+      <w:pPr>
+        <w:rPr>
+          <w:b/>
+          <w:bCs/>
+          <w:lang w:val="en-US"/>
+        </w:rPr>
+      </w:pPr>
+    </w:p>
+    <w:p>
+      <w:pPr>
+        <w:rPr>
+          <w:b/>
+          <w:bCs/>
+          <w:lang w:val="en-US"/>
+        </w:rPr>
+      </w:pPr>
+      <w:r>
+        <w:rPr>
+          <w:b/>
+          <w:bCs/>
+          <w:lang w:val="en-US"/>
+        </w:rPr>
+        <w:t>**</w:t>
+      </w:r>
+      <w:proofErr w:type="gramStart"/>
+      <w:r>
+        <w:rPr>
+          <w:b/>
+          <w:bCs/>
+          <w:lang w:val="en-US"/>
+        </w:rPr>
+        <w:t>4.*</w:t>
+      </w:r>
+      <w:proofErr w:type="gramEnd"/>
+      <w:r>
+        <w:rPr>
+          <w:b/>
+          <w:bCs/>
+          <w:lang w:val="en-US"/>
+        </w:rPr>
+        <w:t>*</w:t>
+      </w:r>
+    </w:p>
+    <w:p>
+      <w:pPr>
+        <w:rPr>
+          <w:b/>
+          <w:bCs/>
+          <w:lang w:val="en-US"/>
+        </w:rPr>
+      </w:pPr>
+      <w:r>
+        <w:rPr>
+          <w:b/>
+          <w:bCs/>
+          <w:lang w:val="en-US"/>
+        </w:rPr>
+        <w:t>"I'd like to talk about *English File* by Oxford University Press. I used it at intermediate level, and I think it's an excellent book. Each unit has a balanced mix of grammar, vocabulary, pronunciation, and skills work. The topics are engaging—things like travel, technology, and health—so it never feels boring. I also like the 'Practical English' sections, which teach useful phrases for everyday situations like ordering food or checking into a hotel. The workbook and online practice were helpful for reviewing at home. Overall, it helped me become more confident in speaking."</w:t>
+      </w:r>
+    </w:p>
+    <w:p>
+      <w:pPr>
+        <w:rPr>
+          <w:b/>
+          <w:bCs/>
+          <w:lang w:val="en-US"/>
+        </w:rPr>
+      </w:pPr>
+    </w:p>
+    <w:p>
+      <w:pPr>
+        <w:rPr>
+          <w:b/>
+          <w:bCs/>
+          <w:lang w:val="en-US"/>
+        </w:rPr>
+      </w:pPr>
+      <w:r>
+        <w:rPr>
+          <w:b/>
+          <w:bCs/>
+          <w:lang w:val="en-US"/>
+        </w:rPr>
+        <w:t>**</w:t>
+      </w:r>
+      <w:proofErr w:type="gramStart"/>
+      <w:r>
+        <w:rPr>
+          <w:b/>
+          <w:bCs/>
+          <w:lang w:val="en-US"/>
+        </w:rPr>
+        <w:t>5.*</w:t>
+      </w:r>
+      <w:proofErr w:type="gramEnd"/>
+      <w:r>
+        <w:rPr>
+          <w:b/>
+          <w:bCs/>
+          <w:lang w:val="en-US"/>
+        </w:rPr>
+        <w:t>*</w:t>
+      </w:r>
+    </w:p>
+    <w:p>
+      <w:pPr>
+        <w:rPr>
+          <w:b/>
+          <w:bCs/>
+          <w:lang w:val="en-US"/>
+        </w:rPr>
+      </w:pPr>
+      <w:r>
+        <w:rPr>
+          <w:b/>
+          <w:bCs/>
+          <w:lang w:val="en-US"/>
+        </w:rPr>
+        <w:t xml:space="preserve">"My </w:t>
+      </w:r>
+      <w:proofErr w:type="spellStart"/>
+      <w:r>
+        <w:rPr>
+          <w:b/>
+          <w:bCs/>
+          <w:lang w:val="en-US"/>
+        </w:rPr>
+        <w:t>favourite</w:t>
+      </w:r>
+      <w:proofErr w:type="spellEnd"/>
+      <w:r>
+        <w:rPr>
+          <w:b/>
+          <w:bCs/>
+          <w:lang w:val="en-US"/>
+        </w:rPr>
+        <w:t xml:space="preserve"> course book is *Cutting Edge*. I like it because it's very well-structured. At the start of each unit, there's a clear list of learning objectives, so I always know what I'm supposed to achieve. The grammar is presented in context, which makes it easier to understand, and there are plenty of opportunities to </w:t>
+      </w:r>
+      <w:proofErr w:type="spellStart"/>
+      <w:r>
+        <w:rPr>
+          <w:b/>
+          <w:bCs/>
+          <w:lang w:val="en-US"/>
+        </w:rPr>
+        <w:t>practise</w:t>
+      </w:r>
+      <w:proofErr w:type="spellEnd"/>
+      <w:r>
+        <w:rPr>
+          <w:b/>
+          <w:bCs/>
+          <w:lang w:val="en-US"/>
+        </w:rPr>
+        <w:t xml:space="preserve">. The book also includes cultural information about English-speaking countries, which I find </w:t>
+      </w:r>
+      <w:proofErr w:type="gramStart"/>
+      <w:r>
+        <w:rPr>
+          <w:b/>
+          <w:bCs/>
+          <w:lang w:val="en-US"/>
+        </w:rPr>
+        <w:t>really interesting</w:t>
+      </w:r>
+      <w:proofErr w:type="gramEnd"/>
+      <w:r>
+        <w:rPr>
+          <w:b/>
+          <w:bCs/>
+          <w:lang w:val="en-US"/>
+        </w:rPr>
+        <w:t>. Another thing I appreciate is the review sections at the end of each module—they help me check my progress."</w:t>
+      </w:r>
+    </w:p>
+    <w:p>
+      <w:pPr>
+        <w:rPr>
+          <w:b/>
+          <w:bCs/>
+          <w:lang w:val="en-US"/>
+        </w:rPr>
+      </w:pPr>
+    </w:p>
+    <w:p>
+      <w:pPr>
+        <w:rPr>
+          <w:b/>
+          <w:bCs/>
+          <w:lang w:val="en-US"/>
+        </w:rPr>
+      </w:pPr>
+      <w:r>
+        <w:rPr>
+          <w:b/>
+          <w:bCs/>
+          <w:lang w:val="en-US"/>
+        </w:rPr>
+        <w:t>**</w:t>
+      </w:r>
+      <w:proofErr w:type="gramStart"/>
+      <w:r>
+        <w:rPr>
+          <w:b/>
+          <w:bCs/>
+          <w:lang w:val="en-US"/>
+        </w:rPr>
+        <w:t>6.*</w:t>
+      </w:r>
+      <w:proofErr w:type="gramEnd"/>
+      <w:r>
+        <w:rPr>
+          <w:b/>
+          <w:bCs/>
+          <w:lang w:val="en-US"/>
+        </w:rPr>
+        <w:t>*</w:t>
+      </w:r>
+    </w:p>
+    <w:p>
+      <w:pPr>
+        <w:rPr>
+          <w:b/>
+          <w:bCs/>
+          <w:lang w:val="en-US"/>
+        </w:rPr>
+      </w:pPr>
+      <w:r>
+        <w:rPr>
+          <w:b/>
+          <w:bCs/>
+          <w:lang w:val="en-US"/>
+        </w:rPr>
+        <w:t xml:space="preserve">"The course book I enjoyed most was *Navigate*. It's designed for adults, and the material feels mature and relevant. The reading texts are based on real sources, and the listening activities use authentic recordings. I found the vocabulary sections especially useful because they focus on high-frequency words and collocations. The book also has a strong focus on speaking, with lots of </w:t>
+      </w:r>
+      <w:proofErr w:type="gramStart"/>
+      <w:r>
+        <w:rPr>
+          <w:b/>
+          <w:bCs/>
+          <w:lang w:val="en-US"/>
+        </w:rPr>
+        <w:t>pair</w:t>
+      </w:r>
+      <w:proofErr w:type="gramEnd"/>
+      <w:r>
+        <w:rPr>
+          <w:b/>
+          <w:bCs/>
+          <w:lang w:val="en-US"/>
+        </w:rPr>
+        <w:t xml:space="preserve"> and group work. If I had to </w:t>
+      </w:r>
+      <w:proofErr w:type="spellStart"/>
+      <w:r>
+        <w:rPr>
+          <w:b/>
+          <w:bCs/>
+          <w:lang w:val="en-US"/>
+        </w:rPr>
+        <w:t>criticise</w:t>
+      </w:r>
+      <w:proofErr w:type="spellEnd"/>
+      <w:r>
+        <w:rPr>
+          <w:b/>
+          <w:bCs/>
+          <w:lang w:val="en-US"/>
+        </w:rPr>
+        <w:t xml:space="preserve"> something, I'd say some of the listening tasks were quite challenging, but that also pushed me to improve."</w:t>
+      </w:r>
+    </w:p>
+    <w:p>
+      <w:pPr>
+        <w:rPr>
+          <w:b/>
+          <w:bCs/>
+          <w:lang w:val="en-US"/>
+        </w:rPr>
+      </w:pPr>
+    </w:p>
+    <w:p>
+      <w:pPr>
+        <w:rPr>
+          <w:b/>
+          <w:bCs/>
+          <w:lang w:val="en-US"/>
+        </w:rPr>
+      </w:pPr>
+      <w:r>
+        <w:rPr>
+          <w:b/>
+          <w:bCs/>
+          <w:lang w:val="en-US"/>
+        </w:rPr>
+        <w:t>---</w:t>
+      </w:r>
+    </w:p>
+    <w:p>
+      <w:pPr>
+        <w:rPr>
+          <w:b/>
+          <w:bCs/>
+          <w:lang w:val="en-US"/>
+        </w:rPr>
+      </w:pPr>
+    </w:p>
+    <w:p>
+      <w:pPr>
+        <w:rPr>
+          <w:b/>
+          <w:bCs/>
+          <w:lang w:val="en-US"/>
+        </w:rPr>
+      </w:pPr>
+      <w:r>
+        <w:rPr>
+          <w:b/>
+          <w:bCs/>
+          <w:lang w:val="en-US"/>
+        </w:rPr>
+        <w:t>## Structured Answer (Good for Exams/Interviews)</w:t>
+      </w:r>
+    </w:p>
+    <w:p>
+      <w:pPr>
+        <w:rPr>
+          <w:b/>
+          <w:bCs/>
+          <w:lang w:val="en-US"/>
+        </w:rPr>
+      </w:pPr>
+    </w:p>
+    <w:p>
+      <w:pPr>
+        <w:rPr>
+          <w:b/>
+          <w:bCs/>
+          <w:lang w:val="en-US"/>
+        </w:rPr>
+      </w:pPr>
+      <w:r>
+        <w:rPr>
+          <w:b/>
+          <w:bCs/>
+          <w:lang w:val="en-US"/>
+        </w:rPr>
+        <w:t xml:space="preserve">You can use this **4-part </w:t>
+      </w:r>
+      <w:proofErr w:type="gramStart"/>
+      <w:r>
+        <w:rPr>
+          <w:b/>
+          <w:bCs/>
+          <w:lang w:val="en-US"/>
+        </w:rPr>
+        <w:t>structure**</w:t>
+      </w:r>
+      <w:proofErr w:type="gramEnd"/>
+      <w:r>
+        <w:rPr>
+          <w:b/>
+          <w:bCs/>
+          <w:lang w:val="en-US"/>
+        </w:rPr>
+        <w:t>:</w:t>
+      </w:r>
+    </w:p>
+    <w:p>
+      <w:pPr>
+        <w:rPr>
+          <w:b/>
+          <w:bCs/>
+          <w:lang w:val="en-US"/>
+        </w:rPr>
+      </w:pPr>
+    </w:p>
+    <w:p>
+      <w:pPr>
+        <w:rPr>
+          <w:b/>
+          <w:bCs/>
+          <w:lang w:val="en-US"/>
+        </w:rPr>
+      </w:pPr>
+      <w:r>
+        <w:rPr>
+          <w:b/>
+          <w:bCs/>
+          <w:lang w:val="en-US"/>
+        </w:rPr>
+        <w:t xml:space="preserve">1. **Name the book** – "My </w:t>
+      </w:r>
+      <w:proofErr w:type="spellStart"/>
+      <w:r>
+        <w:rPr>
+          <w:b/>
+          <w:bCs/>
+          <w:lang w:val="en-US"/>
+        </w:rPr>
+        <w:t>favourite</w:t>
+      </w:r>
+      <w:proofErr w:type="spellEnd"/>
+      <w:r>
+        <w:rPr>
+          <w:b/>
+          <w:bCs/>
+          <w:lang w:val="en-US"/>
+        </w:rPr>
+        <w:t xml:space="preserve"> course book is..."</w:t>
+      </w:r>
+    </w:p>
+    <w:p>
+      <w:pPr>
+        <w:rPr>
+          <w:b/>
+          <w:bCs/>
+          <w:lang w:val="en-US"/>
+        </w:rPr>
+      </w:pPr>
+      <w:r>
+        <w:rPr>
+          <w:b/>
+          <w:bCs/>
+          <w:lang w:val="en-US"/>
+        </w:rPr>
+        <w:t>2. **Describe it briefly** – level, publisher, what it contains</w:t>
+      </w:r>
+    </w:p>
+    <w:p>
+      <w:pPr>
+        <w:rPr>
+          <w:b/>
+          <w:bCs/>
+          <w:lang w:val="en-US"/>
+        </w:rPr>
+      </w:pPr>
+      <w:r>
+        <w:rPr>
+          <w:b/>
+          <w:bCs/>
+          <w:lang w:val="en-US"/>
+        </w:rPr>
+        <w:t>3. **Explain why you like it** – 2–3 reasons</w:t>
+      </w:r>
+    </w:p>
+    <w:p>
+      <w:pPr>
+        <w:rPr>
+          <w:b/>
+          <w:bCs/>
+          <w:lang w:val="en-US"/>
+        </w:rPr>
+      </w:pPr>
+      <w:r>
+        <w:rPr>
+          <w:b/>
+          <w:bCs/>
+          <w:lang w:val="en-US"/>
+        </w:rPr>
+        <w:t>4. **Give an example or result** – how it helped you</w:t>
+      </w:r>
+    </w:p>
+    <w:p>
+      <w:pPr>
+        <w:rPr>
+          <w:b/>
+          <w:bCs/>
+          <w:lang w:val="en-US"/>
+        </w:rPr>
+      </w:pPr>
+    </w:p>
+    <w:p>
+      <w:pPr>
+        <w:rPr>
+          <w:b/>
+          <w:bCs/>
+          <w:lang w:val="en-US"/>
+        </w:rPr>
+      </w:pPr>
+      <w:r>
+        <w:rPr>
+          <w:b/>
+          <w:bCs/>
+          <w:lang w:val="en-US"/>
+        </w:rPr>
+        <w:t>**</w:t>
+      </w:r>
+      <w:proofErr w:type="gramStart"/>
+      <w:r>
+        <w:rPr>
+          <w:b/>
+          <w:bCs/>
+          <w:lang w:val="en-US"/>
+        </w:rPr>
+        <w:t>Example:*</w:t>
+      </w:r>
+      <w:proofErr w:type="gramEnd"/>
+      <w:r>
+        <w:rPr>
+          <w:b/>
+          <w:bCs/>
+          <w:lang w:val="en-US"/>
+        </w:rPr>
+        <w:t>*</w:t>
+      </w:r>
+    </w:p>
+    <w:p>
+      <w:pPr>
+        <w:rPr>
+          <w:b/>
+          <w:bCs/>
+          <w:lang w:val="en-US"/>
+        </w:rPr>
+      </w:pPr>
+      <w:r>
+        <w:rPr>
+          <w:b/>
+          <w:bCs/>
+          <w:lang w:val="en-US"/>
+        </w:rPr>
+        <w:t xml:space="preserve">"My </w:t>
+      </w:r>
+      <w:proofErr w:type="spellStart"/>
+      <w:r>
+        <w:rPr>
+          <w:b/>
+          <w:bCs/>
+          <w:lang w:val="en-US"/>
+        </w:rPr>
+        <w:t>favourite</w:t>
+      </w:r>
+      <w:proofErr w:type="spellEnd"/>
+      <w:r>
+        <w:rPr>
+          <w:b/>
+          <w:bCs/>
+          <w:lang w:val="en-US"/>
+        </w:rPr>
+        <w:t xml:space="preserve"> course book is *English File Intermediate*. It's published by Oxford University Press and is designed for learners who already have </w:t>
+      </w:r>
+      <w:proofErr w:type="gramStart"/>
+      <w:r>
+        <w:rPr>
+          <w:b/>
+          <w:bCs/>
+          <w:lang w:val="en-US"/>
+        </w:rPr>
+        <w:t>a basic foundation</w:t>
+      </w:r>
+      <w:proofErr w:type="gramEnd"/>
+      <w:r>
+        <w:rPr>
+          <w:b/>
+          <w:bCs/>
+          <w:lang w:val="en-US"/>
+        </w:rPr>
+        <w:t xml:space="preserve"> in English. I like it for three main reasons. First, the units are well-balanced—they cover grammar, vocabulary, pronunciation, and all four skills. Second, the topics are interesting and relevant to everyday life, like work, relationships, and the environment. Third, the 'Practical English' sections teach real-world language, such as making phone calls or complaining politely. Thanks to this book, I feel much more confident speaking English in daily situations."</w:t>
+      </w:r>
+    </w:p>
+    <w:p>
+      <w:pPr>
+        <w:rPr>
+          <w:b/>
+          <w:bCs/>
+          <w:lang w:val="en-US"/>
+        </w:rPr>
+      </w:pPr>
+    </w:p>
+    <w:p>
+      <w:pPr>
+        <w:rPr>
+          <w:b/>
+          <w:bCs/>
+          <w:lang w:val="en-US"/>
+        </w:rPr>
+      </w:pPr>
+      <w:r>
+        <w:rPr>
+          <w:b/>
+          <w:bCs/>
+          <w:lang w:val="en-US"/>
+        </w:rPr>
+        <w:t>---</w:t>
+      </w:r>
+    </w:p>
+    <w:p>
+      <w:pPr>
+        <w:rPr>
+          <w:b/>
+          <w:bCs/>
+          <w:lang w:val="en-US"/>
+        </w:rPr>
+      </w:pPr>
+    </w:p>
+    <w:p>
+      <w:pPr>
+        <w:rPr>
+          <w:b/>
+          <w:bCs/>
+          <w:lang w:val="en-US"/>
+        </w:rPr>
+      </w:pPr>
+      <w:r>
+        <w:rPr>
+          <w:b/>
+          <w:bCs/>
+          <w:lang w:val="en-US"/>
+        </w:rPr>
+        <w:t>## Useful Phrases to Build Your Own Answer</w:t>
+      </w:r>
+    </w:p>
+    <w:p>
+      <w:pPr>
+        <w:rPr>
+          <w:b/>
+          <w:bCs/>
+          <w:lang w:val="en-US"/>
+        </w:rPr>
+      </w:pPr>
+    </w:p>
+    <w:p>
+      <w:pPr>
+        <w:rPr>
+          <w:b/>
+          <w:bCs/>
+          <w:lang w:val="en-US"/>
+        </w:rPr>
+      </w:pPr>
+      <w:r>
+        <w:rPr>
+          <w:b/>
+          <w:bCs/>
+          <w:lang w:val="en-US"/>
+        </w:rPr>
+        <w:t xml:space="preserve">- "My </w:t>
+      </w:r>
+      <w:proofErr w:type="spellStart"/>
+      <w:r>
+        <w:rPr>
+          <w:b/>
+          <w:bCs/>
+          <w:lang w:val="en-US"/>
+        </w:rPr>
+        <w:t>favourite</w:t>
+      </w:r>
+      <w:proofErr w:type="spellEnd"/>
+      <w:r>
+        <w:rPr>
+          <w:b/>
+          <w:bCs/>
+          <w:lang w:val="en-US"/>
+        </w:rPr>
+        <w:t xml:space="preserve"> course book is..."</w:t>
+      </w:r>
+    </w:p>
+    <w:p>
+      <w:pPr>
+        <w:rPr>
+          <w:b/>
+          <w:bCs/>
+          <w:lang w:val="en-US"/>
+        </w:rPr>
+      </w:pPr>
+      <w:r>
+        <w:rPr>
+          <w:b/>
+          <w:bCs/>
+          <w:lang w:val="en-US"/>
+        </w:rPr>
+        <w:t>- "It's published by..."</w:t>
+      </w:r>
+    </w:p>
+    <w:p>
+      <w:pPr>
+        <w:rPr>
+          <w:b/>
+          <w:bCs/>
+          <w:lang w:val="en-US"/>
+        </w:rPr>
+      </w:pPr>
+      <w:r>
+        <w:rPr>
+          <w:b/>
+          <w:bCs/>
+          <w:lang w:val="en-US"/>
+        </w:rPr>
+        <w:lastRenderedPageBreak/>
+        <w:t>- "It's aimed at [beginners/intermediate/advanced] learners."</w:t>
+      </w:r>
+    </w:p>
+    <w:p>
+      <w:pPr>
+        <w:rPr>
+          <w:b/>
+          <w:bCs/>
+          <w:lang w:val="en-US"/>
+        </w:rPr>
+      </w:pPr>
+      <w:r>
+        <w:rPr>
+          <w:b/>
+          <w:bCs/>
+          <w:lang w:val="en-US"/>
+        </w:rPr>
+        <w:t>- "What I like most about it is..."</w:t>
+      </w:r>
+    </w:p>
+    <w:p>
+      <w:pPr>
+        <w:rPr>
+          <w:b/>
+          <w:bCs/>
+          <w:lang w:val="en-US"/>
+        </w:rPr>
+      </w:pPr>
+      <w:r>
+        <w:rPr>
+          <w:b/>
+          <w:bCs/>
+          <w:lang w:val="en-US"/>
+        </w:rPr>
+        <w:t>- "It has a good balance of..."</w:t>
+      </w:r>
+    </w:p>
+    <w:p>
+      <w:pPr>
+        <w:rPr>
+          <w:b/>
+          <w:bCs/>
+          <w:lang w:val="en-US"/>
+        </w:rPr>
+      </w:pPr>
+      <w:r>
+        <w:rPr>
+          <w:b/>
+          <w:bCs/>
+          <w:lang w:val="en-US"/>
+        </w:rPr>
+        <w:t>- "The units are well-</w:t>
+      </w:r>
+      <w:proofErr w:type="spellStart"/>
+      <w:r>
+        <w:rPr>
+          <w:b/>
+          <w:bCs/>
+          <w:lang w:val="en-US"/>
+        </w:rPr>
+        <w:t>organised</w:t>
+      </w:r>
+      <w:proofErr w:type="spellEnd"/>
+      <w:r>
+        <w:rPr>
+          <w:b/>
+          <w:bCs/>
+          <w:lang w:val="en-US"/>
+        </w:rPr>
+        <w:t xml:space="preserve"> / clearly structured."</w:t>
+      </w:r>
+    </w:p>
+    <w:p>
+      <w:pPr>
+        <w:rPr>
+          <w:b/>
+          <w:bCs/>
+          <w:lang w:val="en-US"/>
+        </w:rPr>
+      </w:pPr>
+      <w:r>
+        <w:rPr>
+          <w:b/>
+          <w:bCs/>
+          <w:lang w:val="en-US"/>
+        </w:rPr>
+        <w:t>- "The topics are engaging / relevant / thought-provoking."</w:t>
+      </w:r>
+    </w:p>
+    <w:p>
+      <w:pPr>
+        <w:rPr>
+          <w:b/>
+          <w:bCs/>
+          <w:lang w:val="en-US"/>
+        </w:rPr>
+      </w:pPr>
+      <w:r>
+        <w:rPr>
+          <w:b/>
+          <w:bCs/>
+          <w:lang w:val="en-US"/>
+        </w:rPr>
+        <w:t>- "It includes useful [grammar explanations / vocabulary sections / pronunciation practice]."</w:t>
+      </w:r>
+    </w:p>
+    <w:p>
+      <w:pPr>
+        <w:rPr>
+          <w:b/>
+          <w:bCs/>
+          <w:lang w:val="en-US"/>
+        </w:rPr>
+      </w:pPr>
+      <w:r>
+        <w:rPr>
+          <w:b/>
+          <w:bCs/>
+          <w:lang w:val="en-US"/>
+        </w:rPr>
+        <w:t>- "The audio/video material is..."</w:t>
+      </w:r>
+    </w:p>
+    <w:p>
+      <w:pPr>
+        <w:rPr>
+          <w:b/>
+          <w:bCs/>
+          <w:lang w:val="en-US"/>
+        </w:rPr>
+      </w:pPr>
+      <w:r>
+        <w:rPr>
+          <w:b/>
+          <w:bCs/>
+          <w:lang w:val="en-US"/>
+        </w:rPr>
+        <w:t>- "It helped me improve my [speaking/listening/vocabulary]."</w:t>
+      </w:r>
+    </w:p>
+    <w:p>
+      <w:pPr>
+        <w:rPr>
+          <w:b/>
+          <w:bCs/>
+          <w:lang w:val="en-US"/>
+        </w:rPr>
+      </w:pPr>
+      <w:r>
+        <w:rPr>
+          <w:b/>
+          <w:bCs/>
+          <w:lang w:val="en-US"/>
+        </w:rPr>
+        <w:t>- "One small downside is..."</w:t>
+      </w:r>
+    </w:p>
+    <w:p>
+      <w:pPr>
+        <w:rPr>
+          <w:b/>
+          <w:bCs/>
+          <w:lang w:val="en-US"/>
+        </w:rPr>
+      </w:pPr>
+    </w:p>
+    <w:p>
+      <w:pPr>
+        <w:rPr>
+          <w:b/>
+          <w:bCs/>
+          <w:lang w:val="en-US"/>
+        </w:rPr>
+      </w:pPr>
+      <w:r>
+        <w:rPr>
+          <w:b/>
+          <w:bCs/>
+          <w:lang w:val="en-US"/>
+        </w:rPr>
+        <w:t>---</w:t>
+      </w:r>
+    </w:p>
+    <w:p>
+      <w:pPr>
+        <w:rPr>
+          <w:b/>
+          <w:bCs/>
+          <w:lang w:val="en-US"/>
+        </w:rPr>
+      </w:pPr>
+    </w:p>
+    <w:p>
+      <w:pPr>
+        <w:rPr>
+          <w:b/>
+          <w:bCs/>
+          <w:lang w:val="en-US"/>
+        </w:rPr>
+      </w:pPr>
+      <w:r>
+        <w:rPr>
+          <w:b/>
+          <w:bCs/>
+          <w:lang w:val="en-US"/>
+        </w:rPr>
+        <w:t>## Tip</w:t>
+      </w:r>
+    </w:p>
+    <w:p>
+      <w:pPr>
+        <w:rPr>
+          <w:b/>
+          <w:bCs/>
+          <w:lang w:val="en-US"/>
+        </w:rPr>
+      </w:pPr>
+    </w:p>
+    <w:p>
+      <w:pPr>
+        <w:rPr>
+          <w:b/>
+          <w:bCs/>
+          <w:lang w:val="en-US"/>
+        </w:rPr>
+      </w:pPr>
+      <w:r>
+        <w:rPr>
+          <w:b/>
+          <w:bCs/>
+          <w:lang w:val="en-US"/>
+        </w:rPr>
+        <w:t>If you're preparing for an exam (IELTS, FCE, CAE, etc.), **don't just list features</w:t>
+      </w:r>
+      <w:proofErr w:type="gramStart"/>
+      <w:r>
+        <w:rPr>
+          <w:b/>
+          <w:bCs/>
+          <w:lang w:val="en-US"/>
+        </w:rPr>
+        <w:t>**—</w:t>
+      </w:r>
+      <w:proofErr w:type="gramEnd"/>
+      <w:r>
+        <w:rPr>
+          <w:b/>
+          <w:bCs/>
+          <w:lang w:val="en-US"/>
+        </w:rPr>
+        <w:t>give a reason or example for each point. That shows fluency and depth.</w:t>
+      </w:r>
+    </w:p>
+    <w:p>
+      <w:pPr>
+        <w:rPr>
+          <w:b/>
+          <w:bCs/>
+          <w:lang w:val="en-US"/>
+        </w:rPr>
+      </w:pPr>
+    </w:p>
+    <w:p>
+      <w:pPr>
+        <w:rPr>
+          <w:b/>
+          <w:bCs/>
+          <w:lang w:val="en-US"/>
+        </w:rPr>
+      </w:pPr>
+      <w:r>
+        <w:rPr>
+          <w:b/>
+          <w:bCs/>
+          <w:lang w:val="en-US"/>
+        </w:rPr>
+        <w:t>Would you like me to write a model answer based on a specific course book you've used?</w:t>
+      </w:r>
+    </w:p>
+    <w:p>
+      <w:pPr>
+        <w:rPr>
+          <w:b/>
+          <w:bCs/>
+          <w:lang w:val="en-US"/>
+        </w:rPr>
+      </w:pPr>
     </w:p>
     <w:p>
       <w:pPr>
@@ -621,7 +2804,7 @@
                     <pic:cNvPicPr/>
                   </pic:nvPicPr>
                   <pic:blipFill>
-                    <a:blip r:embed="rId6"/>
+                    <a:blip r:embed="rId7"/>
                     <a:stretch>
                       <a:fillRect/>
                     </a:stretch>
@@ -682,7 +2865,7 @@
                     <pic:cNvPicPr/>
                   </pic:nvPicPr>
                   <pic:blipFill>
-                    <a:blip r:embed="rId7"/>
+                    <a:blip r:embed="rId8"/>
                     <a:stretch>
                       <a:fillRect/>
                     </a:stretch>
@@ -742,7 +2925,7 @@
                     <pic:cNvPicPr/>
                   </pic:nvPicPr>
                   <pic:blipFill>
-                    <a:blip r:embed="rId8"/>
+                    <a:blip r:embed="rId9"/>
                     <a:stretch>
                       <a:fillRect/>
                     </a:stretch>
@@ -803,7 +2986,7 @@
                     <pic:cNvPicPr/>
                   </pic:nvPicPr>
                   <pic:blipFill>
-                    <a:blip r:embed="rId9"/>
+                    <a:blip r:embed="rId10"/>
                     <a:stretch>
                       <a:fillRect/>
                     </a:stretch>
@@ -863,7 +3046,7 @@
                     <pic:cNvPicPr/>
                   </pic:nvPicPr>
                   <pic:blipFill>
-                    <a:blip r:embed="rId10"/>
+                    <a:blip r:embed="rId11"/>
                     <a:stretch>
                       <a:fillRect/>
                     </a:stretch>
@@ -914,7 +3097,7 @@
                     <pic:cNvPicPr/>
                   </pic:nvPicPr>
                   <pic:blipFill>
-                    <a:blip r:embed="rId11"/>
+                    <a:blip r:embed="rId12"/>
                     <a:stretch>
                       <a:fillRect/>
                     </a:stretch>
@@ -975,7 +3158,7 @@
                     <pic:cNvPicPr/>
                   </pic:nvPicPr>
                   <pic:blipFill>
-                    <a:blip r:embed="rId12"/>
+                    <a:blip r:embed="rId13"/>
                     <a:stretch>
                       <a:fillRect/>
                     </a:stretch>
